--- a/docs/business/ONEKOF_INDUSTRY_EDITIONS_REFERENCE.docx
+++ b/docs/business/ONEKOF_INDUSTRY_EDITIONS_REFERENCE.docx
@@ -2497,7 +2497,7 @@
           <w:sz w:val="30"/>
           <w:szCs w:val="30"/>
         </w:rPr>
-        <w:t xml:space="preserve">Healthcare Edition (new — the fifth preset)</w:t>
+        <w:t xml:space="preserve">Healthcare Edition (the fifth preset)</w:t>
       </w:r>
     </w:p>
     <w:p>
@@ -2509,7 +2509,7 @@
           <w:sz w:val="21"/>
           <w:szCs w:val="21"/>
         </w:rPr>
-        <w:t xml:space="preserve">Hospitals, clinics, and health programs. Patient-linked operations, clinical research, compliance posture. The medical modules exist in the platform today; this edition is what finally switches them on for the right customers.</w:t>
+        <w:t xml:space="preserve">Hospitals, clinics and health programs. Facility and equipment operations, safety management, clinical research support, and an approval-disciplined budget. Patient-linked features are NOT part of this edition today — see the note below.</w:t>
       </w:r>
     </w:p>
     <w:tbl>
@@ -2699,7 +2699,7 @@
                 <w:sz w:val="20"/>
                 <w:szCs w:val="20"/>
               </w:rPr>
-              <w:t xml:space="preserve">Core + Operations (Incidents, Monitoring, Checklists) · Research (clinical data, findings) · Compliance · Medical &amp; Patients · Knowledge</w:t>
+              <w:t xml:space="preserve">Core + Operations (Incidents, Monitoring, Checklists, Facilities, Equipment, Safety Management) · Research (Data, Findings, Plans, Materials, Inspections) · Knowledge</w:t>
             </w:r>
           </w:p>
         </w:tc>
@@ -2757,7 +2757,7 @@
                 <w:sz w:val="20"/>
                 <w:szCs w:val="20"/>
               </w:rPr>
-              <w:t xml:space="preserve">operations, research — all workstreams</w:t>
+              <w:t xml:space="preserve">operations, research — all workstreams, including the facility/equipment/safety workstreams added by M4</w:t>
             </w:r>
           </w:p>
         </w:tc>
@@ -2911,14 +2911,14 @@
           <w:sz w:val="21"/>
           <w:szCs w:val="21"/>
         </w:rPr>
-        <w:t xml:space="preserve">Health data compliance checklists — </w:t>
-      </w:r>
-      <w:r>
-        <w:rPr>
-          <w:sz w:val="21"/>
-          <w:szCs w:val="21"/>
-        </w:rPr>
-        <w:t xml:space="preserve">Ethiopian health data regulations + HIPAA-aligned handling procedures as living Compliance checklists</w:t>
+        <w:t xml:space="preserve">Patient registry and care coordination — </w:t>
+      </w:r>
+      <w:r>
+        <w:rPr>
+          <w:sz w:val="21"/>
+          <w:szCs w:val="21"/>
+        </w:rPr>
+        <w:t xml:space="preserve">the Medical module proper. Gated on a data-residency opinion from counsel and a retention decision — see docs/architecture/MEDICAL_MODULE_ARCHITECTURE.md. Onekof builds healthcare OPERATIONS and is deliberately not an Electronic Medical Record</w:t>
       </w:r>
     </w:p>
     <w:p>
@@ -2937,14 +2937,14 @@
           <w:sz w:val="21"/>
           <w:szCs w:val="21"/>
         </w:rPr>
-        <w:t xml:space="preserve">Equipment maintenance schedules — </w:t>
-      </w:r>
-      <w:r>
-        <w:rPr>
-          <w:sz w:val="21"/>
-          <w:szCs w:val="21"/>
-        </w:rPr>
-        <w:t xml:space="preserve">preventive maintenance as recurring operations checklists tied to the equipment registry</w:t>
+        <w:t xml:space="preserve">Recurring preventive maintenance — </w:t>
+      </w:r>
+      <w:r>
+        <w:rPr>
+          <w:sz w:val="21"/>
+          <w:szCs w:val="21"/>
+        </w:rPr>
+        <w:t xml:space="preserve">scheduled servicing for facilities and equipment. Requires recurring tasks, which the platform does not have yet — a general capability, not a healthcare feature</w:t>
       </w:r>
     </w:p>
     <w:p>
@@ -2963,14 +2963,14 @@
           <w:sz w:val="21"/>
           <w:szCs w:val="21"/>
         </w:rPr>
-        <w:t xml:space="preserve">Shift handover checklists — </w:t>
-      </w:r>
-      <w:r>
-        <w:rPr>
-          <w:sz w:val="21"/>
-          <w:szCs w:val="21"/>
-        </w:rPr>
-        <w:t xml:space="preserve">structured shift-change documentation in Operations</w:t>
+        <w:t xml:space="preserve">Health data compliance checklists — </w:t>
+      </w:r>
+      <w:r>
+        <w:rPr>
+          <w:sz w:val="21"/>
+          <w:szCs w:val="21"/>
+        </w:rPr>
+        <w:t xml:space="preserve">Ethiopian health data regulations as living checklists, once the Compliance section is real</w:t>
       </w:r>
     </w:p>
     <w:p>
@@ -2989,14 +2989,14 @@
           <w:sz w:val="21"/>
           <w:szCs w:val="21"/>
         </w:rPr>
-        <w:t xml:space="preserve">Clinical research protocols — </w:t>
-      </w:r>
-      <w:r>
-        <w:rPr>
-          <w:sz w:val="21"/>
-          <w:szCs w:val="21"/>
-        </w:rPr>
-        <w:t xml:space="preserve">protocol templates and approval steps layered on Research workstreams</w:t>
+        <w:t xml:space="preserve">Shift handover checklists — </w:t>
+      </w:r>
+      <w:r>
+        <w:rPr>
+          <w:sz w:val="21"/>
+          <w:szCs w:val="21"/>
+        </w:rPr>
+        <w:t xml:space="preserve">structured shift-change documentation in Operations</w:t>
       </w:r>
     </w:p>
     <w:p>
@@ -3015,14 +3015,529 @@
           <w:sz w:val="21"/>
           <w:szCs w:val="21"/>
         </w:rPr>
-        <w:t xml:space="preserve">Referral tracking — </w:t>
-      </w:r>
-      <w:r>
-        <w:rPr>
-          <w:sz w:val="21"/>
-          <w:szCs w:val="21"/>
-        </w:rPr>
-        <w:t xml:space="preserve">inter-facility patient referral workflows on the Medical module</w:t>
+        <w:t xml:space="preserve">Clinical research protocols — </w:t>
+      </w:r>
+      <w:r>
+        <w:rPr>
+          <w:sz w:val="21"/>
+          <w:szCs w:val="21"/>
+        </w:rPr>
+        <w:t xml:space="preserve">protocol templates and approval steps layered on Research workstreams</w:t>
+      </w:r>
+    </w:p>
+    <w:p>
+      <w:pPr>
+        <w:pStyle w:val="Heading1"/>
+        <w:spacing w:after="160" w:before="320"/>
+      </w:pPr>
+      <w:r>
+        <w:rPr>
+          <w:b/>
+          <w:bCs/>
+          <w:color w:val="1C8C7D"/>
+          <w:sz w:val="30"/>
+          <w:szCs w:val="30"/>
+        </w:rPr>
+        <w:t xml:space="preserve">Construction / Infrastructure Edition (the sixth preset)</w:t>
+      </w:r>
+    </w:p>
+    <w:p>
+      <w:pPr>
+        <w:spacing w:after="120"/>
+      </w:pPr>
+      <w:r>
+        <w:rPr>
+          <w:sz w:val="21"/>
+          <w:szCs w:val="21"/>
+        </w:rPr>
+        <w:t xml:space="preserve">Contractors and infrastructure programmes. Site delivery, materials and inspections, safety and incident discipline, and a procurement-aware budget. Added after an audit found the sector had no preset at all and fell through to Business — handing an Ethiopian contractor Code Review and Releases while the Research workstreams built for exactly this work never reached them.</w:t>
+      </w:r>
+    </w:p>
+    <w:tbl>
+      <w:tblPr>
+        <w:tblW w:type="dxa" w:w="9360"/>
+        <w:tblBorders>
+          <w:top w:val="single" w:color="auto" w:sz="4"/>
+          <w:left w:val="single" w:color="auto" w:sz="4"/>
+          <w:bottom w:val="single" w:color="auto" w:sz="4"/>
+          <w:right w:val="single" w:color="auto" w:sz="4"/>
+          <w:insideH w:val="single" w:color="auto" w:sz="4"/>
+          <w:insideV w:val="single" w:color="auto" w:sz="4"/>
+        </w:tblBorders>
+      </w:tblPr>
+      <w:tblGrid>
+        <w:gridCol w:w="2600"/>
+        <w:gridCol w:w="6760"/>
+      </w:tblGrid>
+      <w:tr>
+        <w:tc>
+          <w:tcPr>
+            <w:tcW w:type="dxa" w:w="2600"/>
+            <w:tcBorders>
+              <w:top w:val="single" w:color="CCCCCC" w:sz="4"/>
+              <w:left w:val="single" w:color="CCCCCC" w:sz="4"/>
+              <w:bottom w:val="single" w:color="CCCCCC" w:sz="4"/>
+              <w:right w:val="single" w:color="CCCCCC" w:sz="4"/>
+            </w:tcBorders>
+            <w:shd w:fill="E8F4F1" w:val="clear"/>
+            <w:tcMar>
+              <w:top w:type="dxa" w:w="60"/>
+              <w:left w:type="dxa" w:w="100"/>
+              <w:bottom w:type="dxa" w:w="60"/>
+              <w:right w:type="dxa" w:w="100"/>
+            </w:tcMar>
+          </w:tcPr>
+          <w:p>
+            <w:r>
+              <w:rPr>
+                <w:b/>
+                <w:bCs/>
+                <w:sz w:val="20"/>
+                <w:szCs w:val="20"/>
+              </w:rPr>
+              <w:t xml:space="preserve">Dimension</w:t>
+            </w:r>
+          </w:p>
+        </w:tc>
+        <w:tc>
+          <w:tcPr>
+            <w:tcW w:type="dxa" w:w="6760"/>
+            <w:tcBorders>
+              <w:top w:val="single" w:color="CCCCCC" w:sz="4"/>
+              <w:left w:val="single" w:color="CCCCCC" w:sz="4"/>
+              <w:bottom w:val="single" w:color="CCCCCC" w:sz="4"/>
+              <w:right w:val="single" w:color="CCCCCC" w:sz="4"/>
+            </w:tcBorders>
+            <w:shd w:fill="E8F4F1" w:val="clear"/>
+            <w:tcMar>
+              <w:top w:type="dxa" w:w="60"/>
+              <w:left w:type="dxa" w:w="100"/>
+              <w:bottom w:type="dxa" w:w="60"/>
+              <w:right w:type="dxa" w:w="100"/>
+            </w:tcMar>
+          </w:tcPr>
+          <w:p>
+            <w:r>
+              <w:rPr>
+                <w:b/>
+                <w:bCs/>
+                <w:sz w:val="20"/>
+                <w:szCs w:val="20"/>
+              </w:rPr>
+              <w:t xml:space="preserve">Configuration</w:t>
+            </w:r>
+          </w:p>
+        </w:tc>
+      </w:tr>
+      <w:tr>
+        <w:tc>
+          <w:tcPr>
+            <w:tcW w:type="dxa" w:w="2600"/>
+            <w:tcBorders>
+              <w:top w:val="single" w:color="CCCCCC" w:sz="4"/>
+              <w:left w:val="single" w:color="CCCCCC" w:sz="4"/>
+              <w:bottom w:val="single" w:color="CCCCCC" w:sz="4"/>
+              <w:right w:val="single" w:color="CCCCCC" w:sz="4"/>
+            </w:tcBorders>
+            <w:tcMar>
+              <w:top w:type="dxa" w:w="60"/>
+              <w:left w:type="dxa" w:w="100"/>
+              <w:bottom w:type="dxa" w:w="60"/>
+              <w:right w:type="dxa" w:w="100"/>
+            </w:tcMar>
+          </w:tcPr>
+          <w:p>
+            <w:r>
+              <w:rPr>
+                <w:b w:val="false"/>
+                <w:bCs w:val="false"/>
+                <w:sz w:val="20"/>
+                <w:szCs w:val="20"/>
+              </w:rPr>
+              <w:t xml:space="preserve">Terminology</w:t>
+            </w:r>
+          </w:p>
+        </w:tc>
+        <w:tc>
+          <w:tcPr>
+            <w:tcW w:type="dxa" w:w="6760"/>
+            <w:tcBorders>
+              <w:top w:val="single" w:color="CCCCCC" w:sz="4"/>
+              <w:left w:val="single" w:color="CCCCCC" w:sz="4"/>
+              <w:bottom w:val="single" w:color="CCCCCC" w:sz="4"/>
+              <w:right w:val="single" w:color="CCCCCC" w:sz="4"/>
+            </w:tcBorders>
+            <w:tcMar>
+              <w:top w:type="dxa" w:w="60"/>
+              <w:left w:type="dxa" w:w="100"/>
+              <w:bottom w:type="dxa" w:w="60"/>
+              <w:right w:type="dxa" w:w="100"/>
+            </w:tcMar>
+          </w:tcPr>
+          <w:p>
+            <w:r>
+              <w:rPr>
+                <w:b w:val="false"/>
+                <w:bCs w:val="false"/>
+                <w:sz w:val="20"/>
+                <w:szCs w:val="20"/>
+              </w:rPr>
+              <w:t xml:space="preserve">Agile — "Sprint" (contractors run delivery cycles, not formal work cycles)</w:t>
+            </w:r>
+          </w:p>
+        </w:tc>
+      </w:tr>
+      <w:tr>
+        <w:tc>
+          <w:tcPr>
+            <w:tcW w:type="dxa" w:w="2600"/>
+            <w:tcBorders>
+              <w:top w:val="single" w:color="CCCCCC" w:sz="4"/>
+              <w:left w:val="single" w:color="CCCCCC" w:sz="4"/>
+              <w:bottom w:val="single" w:color="CCCCCC" w:sz="4"/>
+              <w:right w:val="single" w:color="CCCCCC" w:sz="4"/>
+            </w:tcBorders>
+            <w:tcMar>
+              <w:top w:type="dxa" w:w="60"/>
+              <w:left w:type="dxa" w:w="100"/>
+              <w:bottom w:type="dxa" w:w="60"/>
+              <w:right w:type="dxa" w:w="100"/>
+            </w:tcMar>
+          </w:tcPr>
+          <w:p>
+            <w:r>
+              <w:rPr>
+                <w:b w:val="false"/>
+                <w:bCs w:val="false"/>
+                <w:sz w:val="20"/>
+                <w:szCs w:val="20"/>
+              </w:rPr>
+              <w:t xml:space="preserve">Sidebar structure</w:t>
+            </w:r>
+          </w:p>
+        </w:tc>
+        <w:tc>
+          <w:tcPr>
+            <w:tcW w:type="dxa" w:w="6760"/>
+            <w:tcBorders>
+              <w:top w:val="single" w:color="CCCCCC" w:sz="4"/>
+              <w:left w:val="single" w:color="CCCCCC" w:sz="4"/>
+              <w:bottom w:val="single" w:color="CCCCCC" w:sz="4"/>
+              <w:right w:val="single" w:color="CCCCCC" w:sz="4"/>
+            </w:tcBorders>
+            <w:tcMar>
+              <w:top w:type="dxa" w:w="60"/>
+              <w:left w:type="dxa" w:w="100"/>
+              <w:bottom w:type="dxa" w:w="60"/>
+              <w:right w:type="dxa" w:w="100"/>
+            </w:tcMar>
+          </w:tcPr>
+          <w:p>
+            <w:r>
+              <w:rPr>
+                <w:b w:val="false"/>
+                <w:bCs w:val="false"/>
+                <w:sz w:val="20"/>
+                <w:szCs w:val="20"/>
+              </w:rPr>
+              <w:t xml:space="preserve">Core + Operations (Incidents, Monitoring, Checklists, Facilities, Equipment, Safety Management) · Research (Plans, Materials, Inspections, Data, Findings) · Knowledge</w:t>
+            </w:r>
+          </w:p>
+        </w:tc>
+      </w:tr>
+      <w:tr>
+        <w:tc>
+          <w:tcPr>
+            <w:tcW w:type="dxa" w:w="2600"/>
+            <w:tcBorders>
+              <w:top w:val="single" w:color="CCCCCC" w:sz="4"/>
+              <w:left w:val="single" w:color="CCCCCC" w:sz="4"/>
+              <w:bottom w:val="single" w:color="CCCCCC" w:sz="4"/>
+              <w:right w:val="single" w:color="CCCCCC" w:sz="4"/>
+            </w:tcBorders>
+            <w:tcMar>
+              <w:top w:type="dxa" w:w="60"/>
+              <w:left w:type="dxa" w:w="100"/>
+              <w:bottom w:type="dxa" w:w="60"/>
+              <w:right w:type="dxa" w:w="100"/>
+            </w:tcMar>
+          </w:tcPr>
+          <w:p>
+            <w:r>
+              <w:rPr>
+                <w:b w:val="false"/>
+                <w:bCs w:val="false"/>
+                <w:sz w:val="20"/>
+                <w:szCs w:val="20"/>
+              </w:rPr>
+              <w:t xml:space="preserve">Departments &amp; workstreams</w:t>
+            </w:r>
+          </w:p>
+        </w:tc>
+        <w:tc>
+          <w:tcPr>
+            <w:tcW w:type="dxa" w:w="6760"/>
+            <w:tcBorders>
+              <w:top w:val="single" w:color="CCCCCC" w:sz="4"/>
+              <w:left w:val="single" w:color="CCCCCC" w:sz="4"/>
+              <w:bottom w:val="single" w:color="CCCCCC" w:sz="4"/>
+              <w:right w:val="single" w:color="CCCCCC" w:sz="4"/>
+            </w:tcBorders>
+            <w:tcMar>
+              <w:top w:type="dxa" w:w="60"/>
+              <w:left w:type="dxa" w:w="100"/>
+              <w:bottom w:type="dxa" w:w="60"/>
+              <w:right w:type="dxa" w:w="100"/>
+            </w:tcMar>
+          </w:tcPr>
+          <w:p>
+            <w:r>
+              <w:rPr>
+                <w:b w:val="false"/>
+                <w:bCs w:val="false"/>
+                <w:sz w:val="20"/>
+                <w:szCs w:val="20"/>
+              </w:rPr>
+              <w:t xml:space="preserve">operations, research — no development or marketing</w:t>
+            </w:r>
+          </w:p>
+        </w:tc>
+      </w:tr>
+      <w:tr>
+        <w:tc>
+          <w:tcPr>
+            <w:tcW w:type="dxa" w:w="2600"/>
+            <w:tcBorders>
+              <w:top w:val="single" w:color="CCCCCC" w:sz="4"/>
+              <w:left w:val="single" w:color="CCCCCC" w:sz="4"/>
+              <w:bottom w:val="single" w:color="CCCCCC" w:sz="4"/>
+              <w:right w:val="single" w:color="CCCCCC" w:sz="4"/>
+            </w:tcBorders>
+            <w:tcMar>
+              <w:top w:type="dxa" w:w="60"/>
+              <w:left w:type="dxa" w:w="100"/>
+              <w:bottom w:type="dxa" w:w="60"/>
+              <w:right w:type="dxa" w:w="100"/>
+            </w:tcMar>
+          </w:tcPr>
+          <w:p>
+            <w:r>
+              <w:rPr>
+                <w:b w:val="false"/>
+                <w:bCs w:val="false"/>
+                <w:sz w:val="20"/>
+                <w:szCs w:val="20"/>
+              </w:rPr>
+              <w:t xml:space="preserve">Budget configuration</w:t>
+            </w:r>
+          </w:p>
+        </w:tc>
+        <w:tc>
+          <w:tcPr>
+            <w:tcW w:type="dxa" w:w="6760"/>
+            <w:tcBorders>
+              <w:top w:val="single" w:color="CCCCCC" w:sz="4"/>
+              <w:left w:val="single" w:color="CCCCCC" w:sz="4"/>
+              <w:bottom w:val="single" w:color="CCCCCC" w:sz="4"/>
+              <w:right w:val="single" w:color="CCCCCC" w:sz="4"/>
+            </w:tcBorders>
+            <w:tcMar>
+              <w:top w:type="dxa" w:w="60"/>
+              <w:left w:type="dxa" w:w="100"/>
+              <w:bottom w:type="dxa" w:w="60"/>
+              <w:right w:type="dxa" w:w="100"/>
+            </w:tcMar>
+          </w:tcPr>
+          <w:p>
+            <w:r>
+              <w:rPr>
+                <w:b w:val="false"/>
+                <w:bCs w:val="false"/>
+                <w:sz w:val="20"/>
+                <w:szCs w:val="20"/>
+              </w:rPr>
+              <w:t xml:space="preserve">Procurement ON · Multi-currency ON (imported materials are frequently priced in USD) · Approval workflow ON · Forecasting ON · Public transparency OFF (private contractor, unlike a ministry)</w:t>
+            </w:r>
+          </w:p>
+        </w:tc>
+      </w:tr>
+      <w:tr>
+        <w:tc>
+          <w:tcPr>
+            <w:tcW w:type="dxa" w:w="2600"/>
+            <w:tcBorders>
+              <w:top w:val="single" w:color="CCCCCC" w:sz="4"/>
+              <w:left w:val="single" w:color="CCCCCC" w:sz="4"/>
+              <w:bottom w:val="single" w:color="CCCCCC" w:sz="4"/>
+              <w:right w:val="single" w:color="CCCCCC" w:sz="4"/>
+            </w:tcBorders>
+            <w:tcMar>
+              <w:top w:type="dxa" w:w="60"/>
+              <w:left w:type="dxa" w:w="100"/>
+              <w:bottom w:type="dxa" w:w="60"/>
+              <w:right w:type="dxa" w:w="100"/>
+            </w:tcMar>
+          </w:tcPr>
+          <w:p>
+            <w:r>
+              <w:rPr>
+                <w:b w:val="false"/>
+                <w:bCs w:val="false"/>
+                <w:sz w:val="20"/>
+                <w:szCs w:val="20"/>
+              </w:rPr>
+              <w:t xml:space="preserve">Feature flags</w:t>
+            </w:r>
+          </w:p>
+        </w:tc>
+        <w:tc>
+          <w:tcPr>
+            <w:tcW w:type="dxa" w:w="6760"/>
+            <w:tcBorders>
+              <w:top w:val="single" w:color="CCCCCC" w:sz="4"/>
+              <w:left w:val="single" w:color="CCCCCC" w:sz="4"/>
+              <w:bottom w:val="single" w:color="CCCCCC" w:sz="4"/>
+              <w:right w:val="single" w:color="CCCCCC" w:sz="4"/>
+            </w:tcBorders>
+            <w:tcMar>
+              <w:top w:type="dxa" w:w="60"/>
+              <w:left w:type="dxa" w:w="100"/>
+              <w:bottom w:type="dxa" w:w="60"/>
+              <w:right w:type="dxa" w:w="100"/>
+            </w:tcMar>
+          </w:tcPr>
+          <w:p>
+            <w:r>
+              <w:rPr>
+                <w:b w:val="false"/>
+                <w:bCs w:val="false"/>
+                <w:sz w:val="20"/>
+                <w:szCs w:val="20"/>
+              </w:rPr>
+              <w:t xml:space="preserve">Automations OFF · AI Assistant OFF · Integrations OFF · Analytics ON · Document OCR ON</w:t>
+            </w:r>
+          </w:p>
+        </w:tc>
+      </w:tr>
+    </w:tbl>
+    <w:p>
+      <w:pPr>
+        <w:pStyle w:val="Heading2"/>
+        <w:spacing w:after="120" w:before="240"/>
+      </w:pPr>
+      <w:r>
+        <w:rPr>
+          <w:b/>
+          <w:bCs/>
+          <w:color w:val="222222"/>
+          <w:sz w:val="24"/>
+          <w:szCs w:val="24"/>
+        </w:rPr>
+        <w:t xml:space="preserve">Proposed future features (roadmap candidates)</w:t>
+      </w:r>
+    </w:p>
+    <w:p>
+      <w:pPr>
+        <w:pStyle w:val="ListParagraph"/>
+        <w:numPr>
+          <w:ilvl w:val="0"/>
+          <w:numId w:val="2"/>
+        </w:numPr>
+        <w:spacing w:after="60"/>
+      </w:pPr>
+      <w:r>
+        <w:rPr>
+          <w:b/>
+          <w:bCs/>
+          <w:sz w:val="21"/>
+          <w:szCs w:val="21"/>
+        </w:rPr>
+        <w:t xml:space="preserve">Site vocabulary — </w:t>
+      </w:r>
+      <w:r>
+        <w:rPr>
+          <w:sz w:val="21"/>
+          <w:szCs w:val="21"/>
+        </w:rPr>
+        <w:t xml:space="preserve">contractors say "sites" where hospitals say "facilities". Whether that is a separate workstream or industry-specific wording for the same one is an open decision, not yet made</w:t>
+      </w:r>
+    </w:p>
+    <w:p>
+      <w:pPr>
+        <w:pStyle w:val="ListParagraph"/>
+        <w:numPr>
+          <w:ilvl w:val="0"/>
+          <w:numId w:val="2"/>
+        </w:numPr>
+        <w:spacing w:after="60"/>
+      </w:pPr>
+      <w:r>
+        <w:rPr>
+          <w:b/>
+          <w:bCs/>
+          <w:sz w:val="21"/>
+          <w:szCs w:val="21"/>
+        </w:rPr>
+        <w:t xml:space="preserve">Progress photography — </w:t>
+      </w:r>
+      <w:r>
+        <w:rPr>
+          <w:sz w:val="21"/>
+          <w:szCs w:val="21"/>
+        </w:rPr>
+        <w:t xml:space="preserve">site progress captured as dated attachments on inspection items</w:t>
+      </w:r>
+    </w:p>
+    <w:p>
+      <w:pPr>
+        <w:pStyle w:val="ListParagraph"/>
+        <w:numPr>
+          <w:ilvl w:val="0"/>
+          <w:numId w:val="2"/>
+        </w:numPr>
+        <w:spacing w:after="60"/>
+      </w:pPr>
+      <w:r>
+        <w:rPr>
+          <w:b/>
+          <w:bCs/>
+          <w:sz w:val="21"/>
+          <w:szCs w:val="21"/>
+        </w:rPr>
+        <w:t xml:space="preserve">Equipment utilisation — </w:t>
+      </w:r>
+      <w:r>
+        <w:rPr>
+          <w:sz w:val="21"/>
+          <w:szCs w:val="21"/>
+        </w:rPr>
+        <w:t xml:space="preserve">plant and machinery availability tracking on the equipment workstream</w:t>
+      </w:r>
+    </w:p>
+    <w:p>
+      <w:pPr>
+        <w:pStyle w:val="ListParagraph"/>
+        <w:numPr>
+          <w:ilvl w:val="0"/>
+          <w:numId w:val="2"/>
+        </w:numPr>
+        <w:spacing w:after="60"/>
+      </w:pPr>
+      <w:r>
+        <w:rPr>
+          <w:b/>
+          <w:bCs/>
+          <w:sz w:val="21"/>
+          <w:szCs w:val="21"/>
+        </w:rPr>
+        <w:t xml:space="preserve">Subcontractor coordination — </w:t>
+      </w:r>
+      <w:r>
+        <w:rPr>
+          <w:sz w:val="21"/>
+          <w:szCs w:val="21"/>
+        </w:rPr>
+        <w:t xml:space="preserve">external party access scoped to specific projects</w:t>
       </w:r>
     </w:p>
     <w:p>
